--- a/testakten/insolvenzrecht-forderungspruefung-mietkaution-berlin/03_bankverrechnung_kontokorrent_2026-05-31.docx
+++ b/testakten/insolvenzrecht-forderungspruefung-mietkaution-berlin/03_bankverrechnung_kontokorrent_2026-05-31.docx
@@ -49,11 +49,50 @@
         <w:t>Der Kontoauszug zeigt Sammelbuchungen ohne Kundenreferenz.</w:t>
       </w:r>
     </w:p>
+    <w:p>
+      <w:pPr>
+        <w:pStyle w:val="Heading1"/>
+      </w:pPr>
+      <w:r>
+        <w:t>Buchungs- und Kontenfolge</w:t>
+      </w:r>
+    </w:p>
+    <w:p>
+      <w:pPr>
+        <w:pStyle w:val="Heading2"/>
+      </w:pPr>
+      <w:r>
+        <w:t>Bankmitteilung</w:t>
+      </w:r>
+    </w:p>
+    <w:p>
+      <w:r>
+        <w:t>Berliner Sparkasse, Gewerbekundenbetreuung Charlottenburg, bestätigt für das Geschäftskonto 1044-882011 einen Sollsaldo von 38900,00 EUR zum 31. Mai 2026. Zwischen 27. und 31. Mai gingen Unterkundenzahlungen von insgesamt 12840,00 EUR ein und wurden automatisiert mit dem Sollsaldo verrechnet.</w:t>
+      </w:r>
+    </w:p>
+    <w:p>
+      <w:r>
+        <w:t>Das Kautionskonto 1044-887321 weist 64400,00 EUR aus. Eine interne Kontokennzeichnung war zwischen 20. Dezember 2022 und 15. Januar 2025 fehlerhaft; die Bank legt Buchungsjournal, Korrekturbuchung und Sicherheitenanzeige bei. Eine Auskehr an die Vermieterin ist bis zur Prüfung gesperrt.</w:t>
+      </w:r>
+    </w:p>
+    <w:p>
+      <w:pPr>
+        <w:pStyle w:val="Heading2"/>
+      </w:pPr>
+      <w:r>
+        <w:t>Ansprechpartner</w:t>
+      </w:r>
+    </w:p>
+    <w:p>
+      <w:r>
+        <w:t>Bearbeitung: Svenja Kroll, Firmenkundenservice, Durchwahl 030 869 74821. Gespräch mit der Insolvenzverwalterin am 2. Juni 2026 von 15:05 bis 15:28 Uhr; Gesprächsnotiz und Kontoauszüge sind als Anlagen B1 bis B4 bezeichnet.</w:t>
+      </w:r>
+    </w:p>
     <w:sectPr>
       <w:headerReference w:type="default" r:id="rId9"/>
       <w:footerReference w:type="default" r:id="rId10"/>
-      <w:pgSz w:w="12240" w:h="15840"/>
-      <w:pgMar w:top="1191" w:right="1247" w:bottom="1134" w:left="1361" w:header="720" w:footer="720" w:gutter="0"/>
+      <w:pgSz w:w="11906" w:h="16838"/>
+      <w:pgMar w:top="1247" w:right="1134" w:bottom="1020" w:left="1191" w:header="720" w:footer="720" w:gutter="0"/>
       <w:cols w:space="720"/>
       <w:docGrid w:linePitch="360"/>
     </w:sectPr>
